--- a/LSTM/LSTM_PDF_Report.docx
+++ b/LSTM/LSTM_PDF_Report.docx
@@ -121,8 +121,6 @@
       <w:r>
         <w:t>Confusion matrix</w:t>
       </w:r>
-      <w:bookmarkStart w:id="0" w:name="_GoBack"/>
-      <w:bookmarkEnd w:id="0"/>
     </w:p>
     <w:p/>
     <w:p/>
@@ -298,6 +296,321 @@
     <w:p/>
     <w:p/>
     <w:p/>
+    <w:p>
+      <w:r>
+        <w:lastRenderedPageBreak/>
+        <w:t xml:space="preserve">Now for the RRN </w:t>
+      </w:r>
+    </w:p>
+    <w:p/>
+    <w:p/>
+    <w:p>
+      <w:r>
+        <w:t xml:space="preserve">Using BI- directional RNN here are the results </w:t>
+      </w:r>
+    </w:p>
+    <w:p/>
+    <w:p>
+      <w:r>
+        <w:t>The F1 score is 0.8</w:t>
+      </w:r>
+    </w:p>
+    <w:p>
+      <w:r>
+        <w:rPr>
+          <w:noProof/>
+        </w:rPr>
+        <w:drawing>
+          <wp:inline distT="0" distB="0" distL="0" distR="0" wp14:anchorId="0C06C6A2" wp14:editId="7AFEFA75">
+            <wp:extent cx="4448175" cy="1676400"/>
+            <wp:effectExtent l="0" t="0" r="9525" b="0"/>
+            <wp:docPr id="6" name="Picture 6"/>
+            <wp:cNvGraphicFramePr>
+              <a:graphicFrameLocks xmlns:a="http://schemas.openxmlformats.org/drawingml/2006/main" noChangeAspect="1"/>
+            </wp:cNvGraphicFramePr>
+            <a:graphic xmlns:a="http://schemas.openxmlformats.org/drawingml/2006/main">
+              <a:graphicData uri="http://schemas.openxmlformats.org/drawingml/2006/picture">
+                <pic:pic xmlns:pic="http://schemas.openxmlformats.org/drawingml/2006/picture">
+                  <pic:nvPicPr>
+                    <pic:cNvPr id="1" name=""/>
+                    <pic:cNvPicPr/>
+                  </pic:nvPicPr>
+                  <pic:blipFill>
+                    <a:blip r:embed="rId9"/>
+                    <a:stretch>
+                      <a:fillRect/>
+                    </a:stretch>
+                  </pic:blipFill>
+                  <pic:spPr>
+                    <a:xfrm>
+                      <a:off x="0" y="0"/>
+                      <a:ext cx="4448175" cy="1676400"/>
+                    </a:xfrm>
+                    <a:prstGeom prst="rect">
+                      <a:avLst/>
+                    </a:prstGeom>
+                  </pic:spPr>
+                </pic:pic>
+              </a:graphicData>
+            </a:graphic>
+          </wp:inline>
+        </w:drawing>
+      </w:r>
+    </w:p>
+    <w:p/>
+    <w:p/>
+    <w:p/>
+    <w:p/>
+    <w:p/>
+    <w:p/>
+    <w:p>
+      <w:r>
+        <w:t xml:space="preserve">Confusion matrix </w:t>
+      </w:r>
+    </w:p>
+    <w:p>
+      <w:r>
+        <w:rPr>
+          <w:noProof/>
+        </w:rPr>
+        <w:drawing>
+          <wp:inline distT="0" distB="0" distL="0" distR="0" wp14:anchorId="22DB50E5" wp14:editId="52BB145E">
+            <wp:extent cx="2847975" cy="952500"/>
+            <wp:effectExtent l="0" t="0" r="9525" b="0"/>
+            <wp:docPr id="7" name="Picture 7"/>
+            <wp:cNvGraphicFramePr>
+              <a:graphicFrameLocks xmlns:a="http://schemas.openxmlformats.org/drawingml/2006/main" noChangeAspect="1"/>
+            </wp:cNvGraphicFramePr>
+            <a:graphic xmlns:a="http://schemas.openxmlformats.org/drawingml/2006/main">
+              <a:graphicData uri="http://schemas.openxmlformats.org/drawingml/2006/picture">
+                <pic:pic xmlns:pic="http://schemas.openxmlformats.org/drawingml/2006/picture">
+                  <pic:nvPicPr>
+                    <pic:cNvPr id="1" name=""/>
+                    <pic:cNvPicPr/>
+                  </pic:nvPicPr>
+                  <pic:blipFill>
+                    <a:blip r:embed="rId10"/>
+                    <a:stretch>
+                      <a:fillRect/>
+                    </a:stretch>
+                  </pic:blipFill>
+                  <pic:spPr>
+                    <a:xfrm>
+                      <a:off x="0" y="0"/>
+                      <a:ext cx="2847975" cy="952500"/>
+                    </a:xfrm>
+                    <a:prstGeom prst="rect">
+                      <a:avLst/>
+                    </a:prstGeom>
+                  </pic:spPr>
+                </pic:pic>
+              </a:graphicData>
+            </a:graphic>
+          </wp:inline>
+        </w:drawing>
+      </w:r>
+    </w:p>
+    <w:p/>
+    <w:p/>
+    <w:p/>
+    <w:p/>
+    <w:p/>
+    <w:p>
+      <w:bookmarkStart w:id="0" w:name="_GoBack"/>
+      <w:bookmarkEnd w:id="0"/>
+    </w:p>
+    <w:p/>
+    <w:p/>
+    <w:p/>
+    <w:p/>
+    <w:p/>
+    <w:p/>
+    <w:p/>
+    <w:p/>
+    <w:p/>
+    <w:p/>
+    <w:p/>
+    <w:p/>
+    <w:p/>
+    <w:p/>
+    <w:p/>
+    <w:p/>
+    <w:p/>
+    <w:p/>
+    <w:p>
+      <w:r>
+        <w:t xml:space="preserve">Using original </w:t>
+      </w:r>
+      <w:proofErr w:type="spellStart"/>
+      <w:r>
+        <w:t>cellula</w:t>
+      </w:r>
+      <w:proofErr w:type="spellEnd"/>
+      <w:r>
+        <w:t xml:space="preserve"> data here are the results</w:t>
+      </w:r>
+    </w:p>
+    <w:p/>
+    <w:p>
+      <w:r>
+        <w:rPr>
+          <w:noProof/>
+        </w:rPr>
+        <w:drawing>
+          <wp:inline distT="0" distB="0" distL="0" distR="0" wp14:anchorId="6E09364F" wp14:editId="72755E92">
+            <wp:extent cx="5105400" cy="2295525"/>
+            <wp:effectExtent l="0" t="0" r="0" b="9525"/>
+            <wp:docPr id="8" name="Picture 8"/>
+            <wp:cNvGraphicFramePr>
+              <a:graphicFrameLocks xmlns:a="http://schemas.openxmlformats.org/drawingml/2006/main" noChangeAspect="1"/>
+            </wp:cNvGraphicFramePr>
+            <a:graphic xmlns:a="http://schemas.openxmlformats.org/drawingml/2006/main">
+              <a:graphicData uri="http://schemas.openxmlformats.org/drawingml/2006/picture">
+                <pic:pic xmlns:pic="http://schemas.openxmlformats.org/drawingml/2006/picture">
+                  <pic:nvPicPr>
+                    <pic:cNvPr id="1" name=""/>
+                    <pic:cNvPicPr/>
+                  </pic:nvPicPr>
+                  <pic:blipFill>
+                    <a:blip r:embed="rId11"/>
+                    <a:stretch>
+                      <a:fillRect/>
+                    </a:stretch>
+                  </pic:blipFill>
+                  <pic:spPr>
+                    <a:xfrm>
+                      <a:off x="0" y="0"/>
+                      <a:ext cx="5105400" cy="2295525"/>
+                    </a:xfrm>
+                    <a:prstGeom prst="rect">
+                      <a:avLst/>
+                    </a:prstGeom>
+                  </pic:spPr>
+                </pic:pic>
+              </a:graphicData>
+            </a:graphic>
+          </wp:inline>
+        </w:drawing>
+      </w:r>
+    </w:p>
+    <w:p/>
+    <w:p/>
+    <w:p>
+      <w:r>
+        <w:t>Macro F1 score of 0.41</w:t>
+      </w:r>
+    </w:p>
+    <w:p/>
+    <w:p/>
+    <w:p/>
+    <w:p/>
+    <w:p/>
+    <w:p/>
+    <w:p/>
+    <w:p/>
+    <w:p/>
+    <w:p/>
+    <w:p/>
+    <w:p/>
+    <w:p/>
+    <w:p/>
+    <w:p/>
+    <w:p/>
+    <w:p>
+      <w:r>
+        <w:t>ROC curve</w:t>
+      </w:r>
+    </w:p>
+    <w:p>
+      <w:r>
+        <w:lastRenderedPageBreak/>
+        <w:drawing>
+          <wp:inline distT="0" distB="0" distL="0" distR="0" wp14:anchorId="1BB9FA35" wp14:editId="48C07DC6">
+            <wp:extent cx="5943600" cy="4696460"/>
+            <wp:effectExtent l="0" t="0" r="0" b="8890"/>
+            <wp:docPr id="9" name="Picture 9"/>
+            <wp:cNvGraphicFramePr>
+              <a:graphicFrameLocks xmlns:a="http://schemas.openxmlformats.org/drawingml/2006/main" noChangeAspect="1"/>
+            </wp:cNvGraphicFramePr>
+            <a:graphic xmlns:a="http://schemas.openxmlformats.org/drawingml/2006/main">
+              <a:graphicData uri="http://schemas.openxmlformats.org/drawingml/2006/picture">
+                <pic:pic xmlns:pic="http://schemas.openxmlformats.org/drawingml/2006/picture">
+                  <pic:nvPicPr>
+                    <pic:cNvPr id="1" name=""/>
+                    <pic:cNvPicPr/>
+                  </pic:nvPicPr>
+                  <pic:blipFill>
+                    <a:blip r:embed="rId12"/>
+                    <a:stretch>
+                      <a:fillRect/>
+                    </a:stretch>
+                  </pic:blipFill>
+                  <pic:spPr>
+                    <a:xfrm>
+                      <a:off x="0" y="0"/>
+                      <a:ext cx="5943600" cy="4696460"/>
+                    </a:xfrm>
+                    <a:prstGeom prst="rect">
+                      <a:avLst/>
+                    </a:prstGeom>
+                  </pic:spPr>
+                </pic:pic>
+              </a:graphicData>
+            </a:graphic>
+          </wp:inline>
+        </w:drawing>
+      </w:r>
+    </w:p>
+    <w:p/>
+    <w:p/>
+    <w:p/>
+    <w:p>
+      <w:r>
+        <w:t>Confusion matrix</w:t>
+      </w:r>
+    </w:p>
+    <w:p>
+      <w:r>
+        <w:rPr>
+          <w:noProof/>
+        </w:rPr>
+        <w:drawing>
+          <wp:inline distT="0" distB="0" distL="0" distR="0" wp14:anchorId="1BA5E974" wp14:editId="46F9B66C">
+            <wp:extent cx="5943600" cy="1288415"/>
+            <wp:effectExtent l="0" t="0" r="0" b="6985"/>
+            <wp:docPr id="10" name="Picture 10"/>
+            <wp:cNvGraphicFramePr>
+              <a:graphicFrameLocks xmlns:a="http://schemas.openxmlformats.org/drawingml/2006/main" noChangeAspect="1"/>
+            </wp:cNvGraphicFramePr>
+            <a:graphic xmlns:a="http://schemas.openxmlformats.org/drawingml/2006/main">
+              <a:graphicData uri="http://schemas.openxmlformats.org/drawingml/2006/picture">
+                <pic:pic xmlns:pic="http://schemas.openxmlformats.org/drawingml/2006/picture">
+                  <pic:nvPicPr>
+                    <pic:cNvPr id="1" name=""/>
+                    <pic:cNvPicPr/>
+                  </pic:nvPicPr>
+                  <pic:blipFill>
+                    <a:blip r:embed="rId13"/>
+                    <a:stretch>
+                      <a:fillRect/>
+                    </a:stretch>
+                  </pic:blipFill>
+                  <pic:spPr>
+                    <a:xfrm>
+                      <a:off x="0" y="0"/>
+                      <a:ext cx="5943600" cy="1288415"/>
+                    </a:xfrm>
+                    <a:prstGeom prst="rect">
+                      <a:avLst/>
+                    </a:prstGeom>
+                  </pic:spPr>
+                </pic:pic>
+              </a:graphicData>
+            </a:graphic>
+          </wp:inline>
+        </w:drawing>
+      </w:r>
+    </w:p>
     <w:p/>
     <w:sectPr>
       <w:pgSz w:w="12240" w:h="15840"/>
